--- a/小野町_引継ぎ_整理済/10_給付費等分析/小野町_第9期計画の見込みと実績の対比_20260915.docx
+++ b/小野町_引継ぎ_整理済/10_給付費等分析/小野町_第9期計画の見込みと実績の対比_20260915.docx
@@ -1631,7 +1631,7 @@
               <w:rPr>
                 <w:sz w:val="18"/>
               </w:rPr>
-              <w:t>令和5年度末・令和6年度末の保有額はいずれも12,000千円</w:t>
+              <w:t>令和5年度末の残高120,000千円（町の財務書類）。取崩しの実績なし</w:t>
             </w:r>
           </w:p>
         </w:tc>
@@ -1645,7 +1645,7 @@
               <w:rPr>
                 <w:sz w:val="18"/>
               </w:rPr>
-              <w:t>**令和4年度末の120,000千円から1桁減っている。取崩の実績なのか入力誤りなのか、町への確認を要する。35,000千円を取り崩した場合、残高は不足する**</w:t>
+              <w:t>**令和8年度末見込は210,000千円。35,000千円の取崩は残高の範囲内で実行できる。年報 様式4 の保有額は財務書類と合わない**</w:t>
             </w:r>
           </w:p>
         </w:tc>
@@ -2723,7 +2723,7 @@
               <w:rPr>
                 <w:sz w:val="18"/>
               </w:rPr>
-              <w:t>**保有額12,000千円に対し35,000千円の取崩は実行できない。残高の確認が第10期の保険料算定の前提となる**</w:t>
+              <w:t>**令和8年度末見込210,000千円に対し、35,000千円の取崩は残高の範囲内で実行できる。取崩額は町と協議会で決める**</w:t>
             </w:r>
           </w:p>
         </w:tc>
@@ -2904,7 +2904,7 @@
               <w:rPr>
                 <w:sz w:val="18"/>
               </w:rPr>
-              <w:t>介護給付費準備基金の残高と取崩実績（令和4年度末120,000千円→令和5・6年度末12,000千円）</w:t>
+              <w:t>介護給付費準備基金の令和7年度末の残高（財産に関する調書）（令和5年度末120,000千円は町の財務書類で確認済み）</w:t>
             </w:r>
           </w:p>
         </w:tc>
